--- a/docs/neurone_fpc_procurement_requirements.docx
+++ b/docs/neurone_fpc_procurement_requirements.docx
@@ -3014,9 +3014,9 @@
           </w:tcPr>
           <w:p>
             <w:r>
-              <w:t>700 mA</w:t>
+              <w:t>1400 mA abs. max</w:t>
               <w:br/>
-              <w:t>(3.9× margin over 180mA ✓)</w:t>
+              <w:t>(datasheet v1.1; 700mA was the optical test/binning current, not I_F max — 7.8× margin over 180mA ✓)</w:t>
             </w:r>
           </w:p>
         </w:tc>
@@ -3062,7 +3062,7 @@
           </w:tcPr>
           <w:p>
             <w:r>
-              <w:t>All three pass ✓</w:t>
+              <w:t>All three pass ✓ — GH CSSRM5.24 re-verified 2026-07-28 against real datasheet abs. max (was incorrectly showing binning current)</w:t>
             </w:r>
           </w:p>
         </w:tc>
@@ -3632,9 +3632,7 @@
           </w:tcPr>
           <w:p>
             <w:r>
-              <w:t>~2.0–2.2 V estimated at 150mA (Vf=2.5–3.0V @1A DC; GaAlAs 850nm curve)</w:t>
-              <w:br/>
-              <w:t>Confirm from DS190 If-Vf curve</w:t>
+              <w:t>CONFIRMED 2.7–3.7V, typ 3.2V @ 1000mA (DS190 Table 2) — higher than prior estimate; expect somewhat lower at true 150mA op. point per Fig.5 curve</w:t>
             </w:r>
           </w:p>
         </w:tc>
@@ -3644,9 +3642,7 @@
           </w:tcPr>
           <w:p>
             <w:r>
-              <w:t>~1.4–1.5 V estimated at 150mA (Vf=1.75V @1A — very flat NIR curve)</w:t>
-              <w:br/>
-              <w:t>Confirm from SFH 4718A datasheet</w:t>
+              <w:t>CONFIRMED typ 1.75V / max 2.05V @ 1A, 10ms pulse (datasheet v1.5 §Characteristics) — close to original §2.3 estimate, higher than this table's prior ~1.4–1.5V guess</w:t>
             </w:r>
           </w:p>
         </w:tc>
@@ -3680,7 +3676,7 @@
           </w:tcPr>
           <w:p>
             <w:r>
-              <w:t>⚠ §2.3 Vf estimate of 1.6–1.8V needs revision regardless of which NIR part is selected. All three differ. Update Hub PCB string topology after confirming actual Vf from datasheets. SFH 4703AS Vf is incompatible — requires separate higher-voltage driver stage.</w:t>
+              <w:t>Vf pulled from real datasheets 2026-07-28 — both differ from prior estimates in this table. Update Hub PCB string topology once OI-LED-W1 selects a wavelength. SFH 4703AS Vf unchanged, incompatible.</w:t>
             </w:r>
           </w:p>
         </w:tc>
@@ -3748,7 +3744,7 @@
           </w:tcPr>
           <w:p>
             <w:r>
-              <w:t>All three pass the current margin requirement ✓</w:t>
+              <w:t>CONFIRMED 2026-07-28 from real duty-cycle-derated curves, not just DC/peak maxima: L1IZ-0850 DS190 Fig.9 gives ≈2.5–3A permissible at ~1ms/≤25% duty (&gt;13× margin over 180mA); SFH 4718A rated 1A pulsed at D≤1 (5.6× margin). See §2.6.3 Verification Note.</w:t>
             </w:r>
           </w:p>
         </w:tc>
@@ -3916,7 +3912,7 @@
         <w:rPr>
           <w:b w:val="0"/>
         </w:rPr>
-        <w:t>OI-LED-01 [BLOCKING for NIR string topology]: Confirm actual Vf at 150mA for selected NIR emitter from full datasheet If-Vf curve. §2.3 estimate of 1.6–1.8V is likely incorrect for all candidates — L1IZ-0850 is ~2.0–2.2V; SFH 4718A is ~1.4–1.5V; SFH 4703AS is ~3.0–3.2V. Hub PCB VLED string depth and BCR421W RSET cannot be finalised until confirmed.</w:t>
+        <w:t>OI-LED-01 [BLOCKING for NIR string topology — Vf figures CONFIRMED 2026-07-28, RSET/string-depth rework still open]: Actual Vf pulled from datasheets (not estimated): L1IZ-0850 (Lumileds DS190 Table 2) = 2.7–3.7V, typ 3.2V at 1000mA — HIGHER than every prior estimate in this document, including the §2.6.2 revision (~2.0–2.2V est.); at the true ~150mA operating point expect somewhat lower per the datasheet's If-Vf curve (Fig. 5), but the anchor point moved up materially. SFH 4718A (ams-OSRAM v1.5 §Characteristics) = 1.75V typ / 2.05V max at 1A, 10ms pulse — close to the ORIGINAL §2.3 estimate (1.6–1.8V) but higher than this document's own §2.6.2 revision (~1.4–1.5V est., which was itself wrong). SFH 4703AS Vf unchanged (~3.0–3.2V, incompatible). Hub PCB VLED string depth and BCR421W RSET values still cannot be finalised until whichever NIR part wins OI-LED-W1 has its Vf confirmed at the actual 150–180mA operating point (not the 700mA–1A datasheet test points cited here).</w:t>
       </w:r>
     </w:p>
     <w:p>
@@ -3940,7 +3936,7 @@
         <w:rPr>
           <w:b w:val="0"/>
         </w:rPr>
-        <w:t>OI-LED-04 [Before first PO]: Pull full pulsed If-Vf curves from datasheets: ams-OSRAM GH CSSRM5.24 datasheet (direct from ams-osram.com), Lumileds DS190 and DS105 (from lumileds.com). PDFs were server-blocked during Issue #9 research. Verify pulsed current rating at ≤25% duty cycle vs Tj for each candidate.</w:t>
+        <w:t>OI-LED-04 [CLOSED 2026-07-28]: Pulsed/DC forward-current ratings pulled directly from manufacturer datasheets for all three shortlisted parts (ams-OSRAM GH CSSRM5.24 v1.1 2023-01-18; Lumileds DS190 2018-06-19; ams-OSRAM SFH 4718A v1.5 2026-01-09). Result: all three clear the 120–180mA operating range with wide margin at ≥25% duty / ≈1ms pulse width — see updated “If_max DC” rows in §2.6.1/§2.6.2 and the new Verification Note at the end of §2.6.3. Full detail: docs/status/pending-decisions.md §13.4. Correction found in the same pass: the §2.6.1 GH CSSRM5.24 “If_max DC = 700mA” figure was the optical test/binning current, not the part's absolute maximum — datasheet Maximum Ratings gives I_F max = 1400mA (min 100mA), “do not use below 100mA.” Does NOT close OI-LED-W1 (wavelength) or OI-LED-01 (Vf assumptions) — those remain BLOCKING, see updated OI-LED-01 below.</w:t>
       </w:r>
     </w:p>
     <w:p>
@@ -3957,6 +3953,12 @@
           <w:b w:val="0"/>
         </w:rPr>
         <w:t>OI-LED-06 [Procurement setup]: Request Vf binning agreements for 600-unit population from ams-OSRAM (GH CSSRM5.24) and Lumileds (LXZ1-PA01, L1IZ-0850): specify ±50mV Vf spread across build lot. State explicitly on PO per §2.1.1.</w:t>
+      </w:r>
+    </w:p>
+    <w:p>
+      <w:pPr/>
+      <w:r>
+        <w:t>Verification Note [2026-07-28, closes OI-LED-04]: Pulled the actual manufacturer datasheets (previously blocked — see OI-LED-04) and confirmed pulse/DC current-handling margin for all three shortlisted parts against the 120–180mA operating range: GH CSSRM5.24 (660nm) — I_F max = 1400mA continuous (datasheet Maximum Ratings), 7.8× margin over 180mA; no separate duty-cycle-derated pulse table exists, and Osram's own “Max. Permissible Forward Current” chart holds 1400mA flat to ~120°C case temperature, so thermal management — not the LED's electrical pulse rating — governs at our operating point. L1IZ-0850 (850nm) — DS190 Fig. 9 “Permissible Pulse Handling Characteristics” gives ≈2.5–3A permissible at ~1ms pulse width and ≤25% duty (between the D=0.10 and D=0.20 curves) — 180mA sits at &gt;13× margin inside the manufacturer's own duty-cycle-derated envelope, not just the flat DC/peak-pulsed maxima already cited above. SFH 4718A (860nm) — I_F pulsed max = 1A at D≤1 (covers any duty cycle to CW), 5.6× margin. Net: the pulse-current question in OI-LED-04 is answered PASS for all three parts. This does not resolve OI-LED-W1 (none of the NIR candidates are actually within the 808–830nm window) or the Vf gap now documented in the updated OI-LED-01 above — both remain BLOCKING for NIR string/driver finalisation.</w:t>
       </w:r>
     </w:p>
     <w:p>
@@ -7265,6 +7267,48 @@
           <w:p>
             <w:r>
               <w:t>Rev B — LED emitter candidate shortlist added (§2.6.1–2.6.3). Corrected in same session: 660nm primary = ams-OSRAM GH CSSRM5.24 (OSLON Square, L70 Q90 &gt;102Khr); NIR primary = Lumileds L1IZ-0850 (850nm); SFH 4703AS (820nm LED) flagged Vf-incompatible; laser diode analysis added — EEL ruled out (FPC-incompatible + speckle); 808nm VCSEL viable for T2 (OI-LED-W2); 850nm LED recommended for T1 (OI-LED-W1 → Option A). Total open items: OI-LED-W1 through OI-LED-07 + OI-LED-W2. Addresses Issue #9.</w:t>
+            </w:r>
+          </w:p>
+        </w:tc>
+      </w:tr>
+      <w:tr>
+        <w:tc>
+          <w:tcPr>
+            <w:tcW w:type="dxa" w:w="2340"/>
+          </w:tcPr>
+          <w:p>
+            <w:r>
+              <w:t>C</w:t>
+            </w:r>
+          </w:p>
+        </w:tc>
+        <w:tc>
+          <w:tcPr>
+            <w:tcW w:type="dxa" w:w="2340"/>
+          </w:tcPr>
+          <w:p>
+            <w:r>
+              <w:t>2026-07-28</w:t>
+            </w:r>
+          </w:p>
+        </w:tc>
+        <w:tc>
+          <w:tcPr>
+            <w:tcW w:type="dxa" w:w="2340"/>
+          </w:tcPr>
+          <w:p>
+            <w:r>
+              <w:t>Claude / NeurOne Engineering</w:t>
+            </w:r>
+          </w:p>
+        </w:tc>
+        <w:tc>
+          <w:tcPr>
+            <w:tcW w:type="dxa" w:w="2340"/>
+          </w:tcPr>
+          <w:p>
+            <w:r>
+              <w:t>Rev C — LED emitter pulse current rating verification CLOSED (OI-LED-04): pulled real datasheets for GH CSSRM5.24, L1IZ-0850, SFH 4718A; confirmed 5.6–13× current margin over 180mA operating ceiling from actual Max. Ratings / duty-cycle pulse-handling curves (§2.6.1/§2.6.2 tables, §2.6.3 Verification Note). Corrected GH CSSRM5.24 If_max (was showing 700mA binning current, actual abs. max 1400mA). OI-LED-01 (Vf) updated with confirmed datasheet figures — L1IZ-0850 Vf higher than any prior estimate (2.7–3.7V vs ~2.0–2.2V est.); remains BLOCKING pending OI-LED-W1 wavelength decision and 150mA-point Vf confirmation. OI-LED-W1 (wavelength) unchanged/still BLOCKING. See docs/status/pending-decisions.md §13.4.</w:t>
             </w:r>
           </w:p>
         </w:tc>
